--- a/Fase 1/Evidencias Individuales/NAVARRETE_DIEGO_1.3_APT122_AutoevaluacionFase1.docx
+++ b/Fase 1/Evidencias Individuales/NAVARRETE_DIEGO_1.3_APT122_AutoevaluacionFase1.docx
@@ -389,7 +389,7 @@
         <w:rPr>
           <w:rtl w:val="0"/>
         </w:rPr>
-        <w:t xml:space="preserve">Mi interés profesional está en el desarrollo de software, y en particular en la parte de levantamiento y definición de soluciones más que solo en programar sobre un requerimiento ya definido. En este proyecto cumplo el rol de líder y punto de contacto principal con el cliente, lo que me obliga a traducir conversaciones de negocio en objetivos y en una arquitectura de sistema concreta. Es justamente el tipo de rol que me gustaría ocupar a futuro, por lo que este proyecto me sirve también como una instancia real de práctica en esa dirección.</w:t>
+        <w:t xml:space="preserve">Mi interés profesional está en el desarrollo de software, y en particular en la parte de levantamiento y definición de soluciones más que solo en programar sobre un requerimiento ya definido. En este proyecto cumplo el rol de Product Owner y punto de contacto principal con el cliente, lo que me obliga a traducir conversaciones de negocio en objetivos y en una arquitectura de sistema concreta. Es justamente el tipo de rol que me gustaría ocupar a futuro, por lo que este proyecto me sirve también como una instancia real de práctica en esa dirección.</w:t>
       </w:r>
     </w:p>
     <w:p>
@@ -670,7 +670,7 @@
         <w:rPr>
           <w:rtl w:val="0"/>
         </w:rPr>
-        <w:t xml:space="preserve">Además, la asignatura organiza el semestre en tres fases con entregas periódicas, lo que calza con la lógica de sprints e iteraciones cortas: en cada fase podemos mostrar un incremento funcional del CRM en vez de dejar todo concentrado al final. El trabajo se va a organizar en sprints de aproximadamente dos semanas, cada uno con historias de usuario priorizadas desde el backlog y una demo interna al cierre. El tablero Kanban como tal todavía no está montado en ninguna herramienta; por ahora es parte de la metodología definida, y su implementación (por ejemplo en GitHub Projects) queda pendiente para el arranque del desarrollo.</w:t>
+        <w:t xml:space="preserve">Además, la asignatura organiza el semestre en tres fases con entregas periódicas, lo que calza con la lógica de sprints e iteraciones cortas: en cada fase podemos mostrar un incremento funcional del CRM en vez de dejar todo concentrado al final. El trabajo se va a organizar en sprints de aproximadamente tres semanas, cada uno con historias de usuario priorizadas desde el backlog y una demo interna al cierre. El tablero Kanban como tal todavía no está montado en ninguna herramienta; por ahora es parte de la metodología definida, y su implementación (por ejemplo en GitHub Projects) queda pendiente para el arranque del desarrollo.</w:t>
       </w:r>
     </w:p>
     <w:p>
@@ -733,7 +733,7 @@
         <w:rPr>
           <w:rtl w:val="0"/>
         </w:rPr>
-        <w:t xml:space="preserve">El siguiente es el esqueleto de actividades por fase. Los responsables específicos todavía están por definir mientras terminamos de repartir tareas dentro del equipo.</w:t>
+        <w:t xml:space="preserve">El siguiente es el plan de actividades por fase, con los responsables ya definidos entre los tres integrantes del equipo.</w:t>
       </w:r>
     </w:p>
     <w:p>
@@ -1031,7 +1031,7 @@
                 <w:szCs w:val="22"/>
                 <w:rtl w:val="0"/>
               </w:rPr>
-              <w:t xml:space="preserve">Por definir</w:t>
+              <w:t xml:space="preserve">Diego Navarrete</w:t>
             </w:r>
           </w:p>
         </w:tc>
@@ -1145,7 +1145,7 @@
                 <w:szCs w:val="22"/>
                 <w:rtl w:val="0"/>
               </w:rPr>
-              <w:t xml:space="preserve">Por definir</w:t>
+              <w:t xml:space="preserve">Diego Navarrete</w:t>
             </w:r>
           </w:p>
         </w:tc>
@@ -1259,7 +1259,7 @@
                 <w:szCs w:val="22"/>
                 <w:rtl w:val="0"/>
               </w:rPr>
-              <w:t xml:space="preserve">Por definir</w:t>
+              <w:t xml:space="preserve">Diego Navarrete, Andrés Fernández</w:t>
             </w:r>
           </w:p>
         </w:tc>
@@ -1373,7 +1373,7 @@
                 <w:szCs w:val="22"/>
                 <w:rtl w:val="0"/>
               </w:rPr>
-              <w:t xml:space="preserve">Por definir</w:t>
+              <w:t xml:space="preserve">Dunkan Hernández</w:t>
             </w:r>
           </w:p>
         </w:tc>
@@ -1433,61 +1433,61 @@
                 <w:szCs w:val="22"/>
                 <w:rtl w:val="0"/>
               </w:rPr>
-              <w:t xml:space="preserve">Desarrollo de sprints</w:t>
-            </w:r>
-          </w:p>
-        </w:tc>
-        <w:tc>
-          <w:tcPr>
-            <w:tcBorders>
-              <w:top w:color="000000" w:space="0" w:sz="8" w:val="single"/>
-              <w:left w:color="000000" w:space="0" w:sz="8" w:val="single"/>
-              <w:bottom w:color="000000" w:space="0" w:sz="8" w:val="single"/>
-              <w:right w:color="000000" w:space="0" w:sz="8" w:val="single"/>
-            </w:tcBorders>
-            <w:vAlign w:val="center"/>
-          </w:tcPr>
-          <w:p>
-            <w:pPr>
-              <w:rPr>
-                <w:sz w:val="22"/>
-                <w:szCs w:val="22"/>
-              </w:rPr>
-            </w:pPr>
-            <w:r>
-              <w:rPr>
-                <w:sz w:val="22"/>
-                <w:szCs w:val="22"/>
-                <w:rtl w:val="0"/>
-              </w:rPr>
-              <w:t xml:space="preserve">Semanas 6-14</w:t>
-            </w:r>
-          </w:p>
-        </w:tc>
-        <w:tc>
-          <w:tcPr>
-            <w:tcBorders>
-              <w:top w:color="000000" w:space="0" w:sz="8" w:val="single"/>
-              <w:left w:color="000000" w:space="0" w:sz="8" w:val="single"/>
-              <w:bottom w:color="000000" w:space="0" w:sz="8" w:val="single"/>
-              <w:right w:color="000000" w:space="0" w:sz="8" w:val="single"/>
-            </w:tcBorders>
-            <w:vAlign w:val="center"/>
-          </w:tcPr>
-          <w:p>
-            <w:pPr>
-              <w:rPr>
-                <w:sz w:val="22"/>
-                <w:szCs w:val="22"/>
-              </w:rPr>
-            </w:pPr>
-            <w:r>
-              <w:rPr>
-                <w:sz w:val="22"/>
-                <w:szCs w:val="22"/>
-                <w:rtl w:val="0"/>
-              </w:rPr>
-              <w:t xml:space="preserve">Por definir</w:t>
+              <w:t xml:space="preserve">Desarrollo de sprints (Sprint 1 S5-7: mockups+clientes+backend; Sprint 2 S8-10: contrato+firma; Sprint 3 S11-13: trazabilidad+roles; Sprint 4 S14-16: pruebas+Docker+manual)</w:t>
+            </w:r>
+          </w:p>
+        </w:tc>
+        <w:tc>
+          <w:tcPr>
+            <w:tcBorders>
+              <w:top w:color="000000" w:space="0" w:sz="8" w:val="single"/>
+              <w:left w:color="000000" w:space="0" w:sz="8" w:val="single"/>
+              <w:bottom w:color="000000" w:space="0" w:sz="8" w:val="single"/>
+              <w:right w:color="000000" w:space="0" w:sz="8" w:val="single"/>
+            </w:tcBorders>
+            <w:vAlign w:val="center"/>
+          </w:tcPr>
+          <w:p>
+            <w:pPr>
+              <w:rPr>
+                <w:sz w:val="22"/>
+                <w:szCs w:val="22"/>
+              </w:rPr>
+            </w:pPr>
+            <w:r>
+              <w:rPr>
+                <w:sz w:val="22"/>
+                <w:szCs w:val="22"/>
+                <w:rtl w:val="0"/>
+              </w:rPr>
+              <w:t xml:space="preserve">Semanas 5-16</w:t>
+            </w:r>
+          </w:p>
+        </w:tc>
+        <w:tc>
+          <w:tcPr>
+            <w:tcBorders>
+              <w:top w:color="000000" w:space="0" w:sz="8" w:val="single"/>
+              <w:left w:color="000000" w:space="0" w:sz="8" w:val="single"/>
+              <w:bottom w:color="000000" w:space="0" w:sz="8" w:val="single"/>
+              <w:right w:color="000000" w:space="0" w:sz="8" w:val="single"/>
+            </w:tcBorders>
+            <w:vAlign w:val="center"/>
+          </w:tcPr>
+          <w:p>
+            <w:pPr>
+              <w:rPr>
+                <w:sz w:val="22"/>
+                <w:szCs w:val="22"/>
+              </w:rPr>
+            </w:pPr>
+            <w:r>
+              <w:rPr>
+                <w:sz w:val="22"/>
+                <w:szCs w:val="22"/>
+                <w:rtl w:val="0"/>
+              </w:rPr>
+              <w:t xml:space="preserve">Diego Navarrete, Dunkan Hernández</w:t>
             </w:r>
           </w:p>
         </w:tc>
@@ -1601,7 +1601,7 @@
                 <w:szCs w:val="22"/>
                 <w:rtl w:val="0"/>
               </w:rPr>
-              <w:t xml:space="preserve">Por definir</w:t>
+              <w:t xml:space="preserve">Dunkan Hernández</w:t>
             </w:r>
           </w:p>
         </w:tc>
@@ -1661,61 +1661,61 @@
                 <w:szCs w:val="22"/>
                 <w:rtl w:val="0"/>
               </w:rPr>
-              <w:t xml:space="preserve">Integración y despliegue con Docker</w:t>
-            </w:r>
-          </w:p>
-        </w:tc>
-        <w:tc>
-          <w:tcPr>
-            <w:tcBorders>
-              <w:top w:color="000000" w:space="0" w:sz="8" w:val="single"/>
-              <w:left w:color="000000" w:space="0" w:sz="8" w:val="single"/>
-              <w:bottom w:color="000000" w:space="0" w:sz="8" w:val="single"/>
-              <w:right w:color="000000" w:space="0" w:sz="8" w:val="single"/>
-            </w:tcBorders>
-            <w:vAlign w:val="center"/>
-          </w:tcPr>
-          <w:p>
-            <w:pPr>
-              <w:rPr>
-                <w:sz w:val="22"/>
-                <w:szCs w:val="22"/>
-              </w:rPr>
-            </w:pPr>
-            <w:r>
-              <w:rPr>
-                <w:sz w:val="22"/>
-                <w:szCs w:val="22"/>
-                <w:rtl w:val="0"/>
-              </w:rPr>
-              <w:t xml:space="preserve">Semanas 15-16</w:t>
-            </w:r>
-          </w:p>
-        </w:tc>
-        <w:tc>
-          <w:tcPr>
-            <w:tcBorders>
-              <w:top w:color="000000" w:space="0" w:sz="8" w:val="single"/>
-              <w:left w:color="000000" w:space="0" w:sz="8" w:val="single"/>
-              <w:bottom w:color="000000" w:space="0" w:sz="8" w:val="single"/>
-              <w:right w:color="000000" w:space="0" w:sz="8" w:val="single"/>
-            </w:tcBorders>
-            <w:vAlign w:val="center"/>
-          </w:tcPr>
-          <w:p>
-            <w:pPr>
-              <w:rPr>
-                <w:sz w:val="22"/>
-                <w:szCs w:val="22"/>
-              </w:rPr>
-            </w:pPr>
-            <w:r>
-              <w:rPr>
-                <w:sz w:val="22"/>
-                <w:szCs w:val="22"/>
-                <w:rtl w:val="0"/>
-              </w:rPr>
-              <w:t xml:space="preserve">Por definir</w:t>
+              <w:t xml:space="preserve">Integración y despliegue con Docker (parte del Sprint 4)</w:t>
+            </w:r>
+          </w:p>
+        </w:tc>
+        <w:tc>
+          <w:tcPr>
+            <w:tcBorders>
+              <w:top w:color="000000" w:space="0" w:sz="8" w:val="single"/>
+              <w:left w:color="000000" w:space="0" w:sz="8" w:val="single"/>
+              <w:bottom w:color="000000" w:space="0" w:sz="8" w:val="single"/>
+              <w:right w:color="000000" w:space="0" w:sz="8" w:val="single"/>
+            </w:tcBorders>
+            <w:vAlign w:val="center"/>
+          </w:tcPr>
+          <w:p>
+            <w:pPr>
+              <w:rPr>
+                <w:sz w:val="22"/>
+                <w:szCs w:val="22"/>
+              </w:rPr>
+            </w:pPr>
+            <w:r>
+              <w:rPr>
+                <w:sz w:val="22"/>
+                <w:szCs w:val="22"/>
+                <w:rtl w:val="0"/>
+              </w:rPr>
+              <w:t xml:space="preserve">Semanas 14-16</w:t>
+            </w:r>
+          </w:p>
+        </w:tc>
+        <w:tc>
+          <w:tcPr>
+            <w:tcBorders>
+              <w:top w:color="000000" w:space="0" w:sz="8" w:val="single"/>
+              <w:left w:color="000000" w:space="0" w:sz="8" w:val="single"/>
+              <w:bottom w:color="000000" w:space="0" w:sz="8" w:val="single"/>
+              <w:right w:color="000000" w:space="0" w:sz="8" w:val="single"/>
+            </w:tcBorders>
+            <w:vAlign w:val="center"/>
+          </w:tcPr>
+          <w:p>
+            <w:pPr>
+              <w:rPr>
+                <w:sz w:val="22"/>
+                <w:szCs w:val="22"/>
+              </w:rPr>
+            </w:pPr>
+            <w:r>
+              <w:rPr>
+                <w:sz w:val="22"/>
+                <w:szCs w:val="22"/>
+                <w:rtl w:val="0"/>
+              </w:rPr>
+              <w:t xml:space="preserve">Dunkan Hernández</w:t>
             </w:r>
           </w:p>
         </w:tc>
@@ -1829,7 +1829,7 @@
                 <w:szCs w:val="22"/>
                 <w:rtl w:val="0"/>
               </w:rPr>
-              <w:t xml:space="preserve">Por definir</w:t>
+              <w:t xml:space="preserve">Andrés Fernández</w:t>
             </w:r>
           </w:p>
         </w:tc>
@@ -2631,7 +2631,7 @@
                 <w:szCs w:val="22"/>
                 <w:rtl w:val="0"/>
               </w:rPr>
-              <w:t xml:space="preserve">El plan de trabajo cubre las fases y actividades principales, pero los responsables y algunos plazos todavía están "por definir" porque el equipo no ha cerrado la distribución final de tareas.</w:t>
+              <w:t xml:space="preserve">El plan de trabajo cubre las fases y actividades principales, con responsables ya asignados; el plan está abierto a posibles cambios futuros a medida que avancemos en el desarrollo.</w:t>
             </w:r>
           </w:p>
         </w:tc>
@@ -3095,7 +3095,7 @@
         <w:rPr>
           <w:rtl w:val="0"/>
         </w:rPr>
-        <w:t xml:space="preserve">Llegar a esta primera definición de proyecto me sirvió para confirmar que el levantamiento con el cliente es la parte que más me cuesta pero también la que más me interesa desarrollar. El alcance quedó bastante más claro después de la reunión con Easy Office de lo que estaba antes, cuando todavía trabajábamos con supuestos. Creo que el mayor pendiente ahora es terminar de repartir responsabilidades dentro del equipo y avanzar del lado técnico: arquitectura y modelo de datos.</w:t>
+        <w:t xml:space="preserve">Llegar a esta primera definición de proyecto me sirvió para confirmar que el levantamiento con el cliente es la parte que más me cuesta pero también la que más me interesa desarrollar. El alcance quedó bastante más claro después de la reunión con Easy Office de lo que estaba antes, cuando todavía trabajábamos con supuestos. Los roles del equipo ya quedaron definidos bajo Scrum: yo cumplo el rol de Product Owner y soy el contacto directo con el cliente, Andrés es Scrum Master y lidera el levantamiento documental, y Dunkan es Developer con foco en QA y en el modelo de datos. Mi mayor pendiente ahora es avanzar del lado técnico: arquitectura y modelo de datos.</w:t>
       </w:r>
     </w:p>
     <w:p>
